--- a/company/documents/提案書_自動車関連企業向け/新規事業提案書_一次産業参入_自動車関連企業向け_2026-10-23.docx
+++ b/company/documents/提案書_自動車関連企業向け/新規事業提案書_一次産業参入_自動車関連企業向け_2026-10-23.docx
@@ -1868,7 +1868,80 @@
                 <w:b w:val="0"/>
                 <w:sz w:val="19"/>
               </w:rPr>
-              <w:t>農業（土壌）</w:t>
+              <w:t>農業（栽培試験）</w:t>
+            </w:r>
+          </w:p>
+        </w:tc>
+        <w:tc>
+          <w:tcPr>
+            <w:tcW w:type="dxa" w:w="4535"/>
+          </w:tcPr>
+          <w:p>
+            <w:pPr>
+              <w:spacing w:after="20"/>
+            </w:pPr>
+            <w:r/>
+            <w:r>
+              <w:rPr>
+                <w:b w:val="0"/>
+                <w:sz w:val="19"/>
+              </w:rPr>
+              <w:t>電子CB農法による栽培試験を、各地・各作物で実施。</w:t>
+            </w:r>
+            <w:r>
+              <w:rPr>
+                <w:b w:val="0"/>
+                <w:sz w:val="19"/>
+                <w:highlight w:val="yellow"/>
+              </w:rPr>
+              <w:t>【試験数・作物・地域】</w:t>
+            </w:r>
+          </w:p>
+        </w:tc>
+        <w:tc>
+          <w:tcPr>
+            <w:tcW w:type="dxa" w:w="3061"/>
+          </w:tcPr>
+          <w:p>
+            <w:pPr>
+              <w:spacing w:after="20"/>
+            </w:pPr>
+            <w:r/>
+            <w:r>
+              <w:rPr>
+                <w:b/>
+                <w:sz w:val="19"/>
+              </w:rPr>
+              <w:t>ほぼ全ての試験で、結果・成果が確認されている。</w:t>
+            </w:r>
+            <w:r>
+              <w:rPr>
+                <w:b w:val="0"/>
+                <w:sz w:val="19"/>
+                <w:highlight w:val="yellow"/>
+              </w:rPr>
+              <w:t>【収量・生育などの具体的な数値と、試験条件を別紙に整理】</w:t>
+            </w:r>
+          </w:p>
+        </w:tc>
+      </w:tr>
+      <w:tr>
+        <w:tc>
+          <w:tcPr>
+            <w:tcW w:type="dxa" w:w="1701"/>
+            <w:shd w:val="clear" w:fill="EEF3F0"/>
+          </w:tcPr>
+          <w:p>
+            <w:pPr>
+              <w:spacing w:after="20"/>
+            </w:pPr>
+            <w:r/>
+            <w:r>
+              <w:rPr>
+                <w:b w:val="0"/>
+                <w:sz w:val="19"/>
+              </w:rPr>
+              <w:t>農業（土壌分析）</w:t>
             </w:r>
           </w:p>
         </w:tc>
@@ -1904,7 +1977,7 @@
                 <w:b w:val="0"/>
                 <w:sz w:val="19"/>
               </w:rPr>
-              <w:t>方向性は良好。ただし数値の定義・比較区の条件・統計的な確認は継続課題。</w:t>
+              <w:t>栽培試験の成果と整合する結果。数値の定義・比較区の条件は原報告書で確認。</w:t>
             </w:r>
           </w:p>
         </w:tc>
@@ -1943,7 +2016,7 @@
                 <w:b w:val="0"/>
                 <w:sz w:val="19"/>
               </w:rPr>
-              <w:t>同一圃場のCBあり／なしを比較した分析結果を取得（2026年10月）。</w:t>
+              <w:t>同一圃場のCBあり／なしを比較した分析結果を取得（2026年10月）。リン・炭素・窒素の総量とリン循環活性はCBありが上回る一方、窒素循環に関する一部の項目は下回った。</w:t>
             </w:r>
           </w:p>
         </w:tc>
@@ -1961,21 +2034,21 @@
                 <w:b w:val="0"/>
                 <w:sz w:val="19"/>
               </w:rPr>
-              <w:t>リン・炭素・窒素の総量などは上回る一方、窒素循環関連の項目は下回る結果もあり、</w:t>
+              <w:t>栽培で出ている成果の</w:t>
             </w:r>
             <w:r>
               <w:rPr>
                 <w:b/>
                 <w:sz w:val="19"/>
               </w:rPr>
-              <w:t>一長一短</w:t>
+              <w:t>作用機序は、SOFIXの指標だけでは、まだ説明できていない</w:t>
             </w:r>
             <w:r>
               <w:rPr>
                 <w:b w:val="0"/>
                 <w:sz w:val="19"/>
               </w:rPr>
-              <w:t>。追加検証が必要。</w:t>
+              <w:t>。分析手法・採取条件・時期を変えた追加検証を進める。</w:t>
             </w:r>
           </w:p>
         </w:tc>
@@ -2113,7 +2186,7 @@
         <w:tc>
           <w:tcPr>
             <w:tcW w:type="dxa" w:w="9746"/>
-            <w:shd w:val="clear" w:fill="FFF8E1"/>
+            <w:shd w:val="clear" w:fill="E8F3EC"/>
           </w:tcPr>
           <w:p>
             <w:pPr>
@@ -2126,14 +2199,28 @@
                 <w:sz w:val="20"/>
                 <w:highlight w:val="yellow"/>
               </w:rPr>
-              <w:t>【誠実にお伝えすること】</w:t>
+              <w:t>【技術の現在地】</w:t>
             </w:r>
             <w:r>
               <w:rPr>
                 <w:b w:val="0"/>
                 <w:sz w:val="20"/>
               </w:rPr>
-              <w:t>当社の技術は有望ですが、実証データは限定的で、全ての条件で効果が証明されたものではありません。だからこそ、本ご提案では「検証を中心に据えた段階的な進め方」を採ります。収量向上などの効果を前提とした収支は、検証結果が出るまで計画に織り込みません。</w:t>
+              <w:t>栽培試験では、ほぼ全てで成果が出ています。一方で、「なぜ効くのか」という作用機序は、現在の土壌分析（SOFIX等）だけでは、まだ説明できていません。これは効果そのものの不足ではなく、</w:t>
+            </w:r>
+            <w:r>
+              <w:rPr>
+                <w:b/>
+                <w:sz w:val="20"/>
+              </w:rPr>
+              <w:t>分析手法が現象に追いついていない段階</w:t>
+            </w:r>
+            <w:r>
+              <w:rPr>
+                <w:b w:val="0"/>
+                <w:sz w:val="20"/>
+              </w:rPr>
+              <w:t>です。そこで本ご提案では、①栽培成果の記録と、②機序の解明（第三者機関との共同検証）を、並行して進める計画を採ります。機序の解明は、上場企業の事業として社会に説明するための「根拠づくり」にもなります。</w:t>
             </w:r>
           </w:p>
         </w:tc>
@@ -2814,7 +2901,7 @@
                 <w:b w:val="0"/>
                 <w:sz w:val="18"/>
               </w:rPr>
-              <w:t>比較試験、第三者による分析、運営手順の整備</w:t>
+              <w:t>栽培・養殖の比較試験、第三者による分析（機序の解明を含む）、運営手順の整備</w:t>
             </w:r>
           </w:p>
         </w:tc>
@@ -2847,7 +2934,7 @@
                 <w:b w:val="0"/>
                 <w:sz w:val="18"/>
               </w:rPr>
-              <w:t>で、再現性が確認できる</w:t>
+              <w:t>で、成果の再現が確認できる</w:t>
             </w:r>
           </w:p>
         </w:tc>
@@ -3214,7 +3301,15 @@
                 <w:b/>
                 <w:sz w:val="19"/>
               </w:rPr>
-              <w:t>効果による増収は、検証前は見込まない</w:t>
+              <w:t>増収効果は、当社の栽培試験の実績を基に、保守的な水準で織り込む</w:t>
+            </w:r>
+            <w:r>
+              <w:rPr>
+                <w:b w:val="0"/>
+                <w:sz w:val="19"/>
+                <w:highlight w:val="yellow"/>
+              </w:rPr>
+              <w:t>【実績値と採用率】</w:t>
             </w:r>
             <w:r>
               <w:rPr>
@@ -3872,7 +3967,7 @@
                 <w:b w:val="0"/>
                 <w:sz w:val="18"/>
               </w:rPr>
-              <w:t>効果が出ない／再現しない</w:t>
+              <w:t>効果の程度が条件で変わる</w:t>
             </w:r>
           </w:p>
         </w:tc>
@@ -3890,7 +3985,7 @@
                 <w:b w:val="0"/>
                 <w:sz w:val="18"/>
               </w:rPr>
-              <w:t>条件によって、期待した効果が得られない可能性。</w:t>
+              <w:t>土壌・作物・気象・水質などにより、成果の大きさが異なる可能性。</w:t>
             </w:r>
           </w:p>
         </w:tc>
@@ -3908,7 +4003,7 @@
                 <w:b w:val="0"/>
                 <w:sz w:val="18"/>
               </w:rPr>
-              <w:t>第三者検証と段階的な進め方。効果を前提とした収支にしない。</w:t>
+              <w:t>条件を記録し、第三者検証を並行。収支は保守的な水準で計画する。</w:t>
             </w:r>
           </w:p>
         </w:tc>
